--- a/Task 5.docx
+++ b/Task 5.docx
@@ -5,24 +5,141 @@
     <w:p>
       <w:pPr>
         <w:rPr>
+          <w:rFonts w:ascii="Times New Roman" w:hAnsi="Times New Roman" w:cs="Times New Roman"/>
           <w:lang w:val="en-US"/>
         </w:rPr>
       </w:pPr>
       <w:r>
         <w:rPr>
-          <w:lang w:val="en-US"/>
-        </w:rPr>
-        <w:t xml:space="preserve">Task 5 </w:t>
+          <w:rFonts w:ascii="Times New Roman" w:hAnsi="Times New Roman" w:cs="Times New Roman"/>
+          <w:lang w:val="en-US"/>
+        </w:rPr>
+        <w:t>Task 5 — Midterm Project: Topic &amp; Wireframe Design</w:t>
       </w:r>
     </w:p>
     <w:p>
       <w:pPr>
         <w:rPr>
+          <w:rFonts w:ascii="Times New Roman" w:hAnsi="Times New Roman" w:cs="Times New Roman"/>
+          <w:lang w:val="en-US"/>
+        </w:rPr>
+      </w:pPr>
+    </w:p>
+    <w:p>
+      <w:pPr>
+        <w:rPr>
+          <w:rFonts w:ascii="Times New Roman" w:hAnsi="Times New Roman" w:cs="Times New Roman"/>
           <w:lang w:val="en-US"/>
         </w:rPr>
       </w:pPr>
       <w:r>
         <w:rPr>
+          <w:rFonts w:ascii="Times New Roman" w:hAnsi="Times New Roman" w:cs="Times New Roman"/>
+          <w:lang w:val="en-US"/>
+        </w:rPr>
+        <w:t>Project: PULSE Dance Studio</w:t>
+      </w:r>
+    </w:p>
+    <w:p>
+      <w:pPr>
+        <w:rPr>
+          <w:rFonts w:ascii="Times New Roman" w:hAnsi="Times New Roman" w:cs="Times New Roman"/>
+          <w:lang w:val="en-US"/>
+        </w:rPr>
+      </w:pPr>
+    </w:p>
+    <w:p>
+      <w:pPr>
+        <w:rPr>
+          <w:rFonts w:ascii="Times New Roman" w:hAnsi="Times New Roman" w:cs="Times New Roman"/>
+          <w:lang w:val="en-US"/>
+        </w:rPr>
+      </w:pPr>
+      <w:r>
+        <w:rPr>
+          <w:rFonts w:ascii="Times New Roman" w:hAnsi="Times New Roman" w:cs="Times New Roman"/>
+          <w:lang w:val="en-US"/>
+        </w:rPr>
+        <w:t>PULSE Dance Studio is a website for a dance studio.</w:t>
+      </w:r>
+    </w:p>
+    <w:p>
+      <w:pPr>
+        <w:rPr>
+          <w:rFonts w:ascii="Times New Roman" w:hAnsi="Times New Roman" w:cs="Times New Roman"/>
+          <w:lang w:val="en-US"/>
+        </w:rPr>
+      </w:pPr>
+      <w:r>
+        <w:rPr>
+          <w:rFonts w:ascii="Times New Roman" w:hAnsi="Times New Roman" w:cs="Times New Roman"/>
+          <w:lang w:val="en-US"/>
+        </w:rPr>
+        <w:t>The website provides information about the studio, dance classes, and class schedules.</w:t>
+      </w:r>
+    </w:p>
+    <w:p>
+      <w:pPr>
+        <w:rPr>
+          <w:rFonts w:ascii="Times New Roman" w:hAnsi="Times New Roman" w:cs="Times New Roman"/>
+          <w:lang w:val="en-US"/>
+        </w:rPr>
+      </w:pPr>
+      <w:r>
+        <w:rPr>
+          <w:rFonts w:ascii="Times New Roman" w:hAnsi="Times New Roman" w:cs="Times New Roman"/>
+          <w:lang w:val="en-US"/>
+        </w:rPr>
+        <w:t>Users can choose different dance styles and find a suitable class for their level.</w:t>
+      </w:r>
+    </w:p>
+    <w:p>
+      <w:pPr>
+        <w:rPr>
+          <w:rFonts w:ascii="Times New Roman" w:hAnsi="Times New Roman" w:cs="Times New Roman"/>
+          <w:lang w:val="en-US"/>
+        </w:rPr>
+      </w:pPr>
+      <w:r>
+        <w:rPr>
+          <w:rFonts w:ascii="Times New Roman" w:hAnsi="Times New Roman" w:cs="Times New Roman"/>
+          <w:lang w:val="en-US"/>
+        </w:rPr>
+        <w:t>The website also includes contact information and a contact form.</w:t>
+      </w:r>
+    </w:p>
+    <w:p>
+      <w:pPr>
+        <w:rPr>
+          <w:rFonts w:ascii="Times New Roman" w:hAnsi="Times New Roman" w:cs="Times New Roman"/>
+          <w:lang w:val="en-US"/>
+        </w:rPr>
+      </w:pPr>
+    </w:p>
+    <w:p>
+      <w:pPr>
+        <w:rPr>
+          <w:rFonts w:ascii="Times New Roman" w:hAnsi="Times New Roman" w:cs="Times New Roman"/>
+          <w:lang w:val="en-US"/>
+        </w:rPr>
+      </w:pPr>
+      <w:r>
+        <w:rPr>
+          <w:rFonts w:ascii="Times New Roman" w:hAnsi="Times New Roman" w:cs="Times New Roman"/>
+          <w:lang w:val="en-US"/>
+        </w:rPr>
+        <w:t>Wireframe and Sitemap:</w:t>
+      </w:r>
+    </w:p>
+    <w:p>
+      <w:pPr>
+        <w:rPr>
+          <w:rFonts w:ascii="Times New Roman" w:hAnsi="Times New Roman" w:cs="Times New Roman"/>
+        </w:rPr>
+      </w:pPr>
+      <w:r>
+        <w:rPr>
+          <w:rFonts w:ascii="Times New Roman" w:hAnsi="Times New Roman" w:cs="Times New Roman"/>
           <w:lang w:val="en-US"/>
         </w:rPr>
         <w:t>https://canva.link/n5gyx4m7lrrhw27</w:t>
